--- a/src/test/resources/manual-tests/Manual-Test-Table.docx
+++ b/src/test/resources/manual-tests/Manual-Test-Table.docx
@@ -1141,7 +1141,10 @@
               <w:t>TC-OWN-0</w:t>
             </w:r>
             <w:r>
-              <w:t>10</w:t>
+              <w:t>1</w:t>
+            </w:r>
+            <w:r>
+              <w:t>1</w:t>
             </w:r>
           </w:p>
           <w:p/>
@@ -1184,6 +1187,74 @@
           <w:p>
             <w:r>
               <w:t>Positive</w:t>
+            </w:r>
+          </w:p>
+        </w:tc>
+        <w:tc>
+          <w:tcPr>
+            <w:tcW w:w="1483" w:type="dxa"/>
+          </w:tcPr>
+          <w:p>
+            <w:r>
+              <w:t>Hoch</w:t>
+            </w:r>
+          </w:p>
+        </w:tc>
+      </w:tr>
+      <w:tr>
+        <w:tc>
+          <w:tcPr>
+            <w:tcW w:w="1542" w:type="dxa"/>
+          </w:tcPr>
+          <w:p>
+            <w:r>
+              <w:t>TC-OWN-0</w:t>
+            </w:r>
+            <w:r>
+              <w:t>1</w:t>
+            </w:r>
+            <w:r>
+              <w:t>2</w:t>
+            </w:r>
+          </w:p>
+        </w:tc>
+        <w:tc>
+          <w:tcPr>
+            <w:tcW w:w="1611" w:type="dxa"/>
+          </w:tcPr>
+          <w:p>
+            <w:r>
+              <w:t xml:space="preserve">Owner anlegen </w:t>
+            </w:r>
+          </w:p>
+          <w:p/>
+        </w:tc>
+        <w:tc>
+          <w:tcPr>
+            <w:tcW w:w="2239" w:type="dxa"/>
+          </w:tcPr>
+          <w:p>
+            <w:r>
+              <w:t>M</w:t>
+            </w:r>
+            <w:r>
+              <w:t>ehrere Owner</w:t>
+            </w:r>
+            <w:r>
+              <w:t xml:space="preserve"> </w:t>
+            </w:r>
+            <w:r>
+              <w:t>mit demselben Namen</w:t>
+            </w:r>
+          </w:p>
+        </w:tc>
+        <w:tc>
+          <w:tcPr>
+            <w:tcW w:w="2141" w:type="dxa"/>
+          </w:tcPr>
+          <w:p>
+            <w:r>
+              <w:t>Edge Case</w:t>
             </w:r>
           </w:p>
         </w:tc>
@@ -1232,6 +1303,7 @@
           </w:tcPr>
           <w:p>
             <w:r>
+              <w:lastRenderedPageBreak/>
               <w:t>TC-PET-001</w:t>
             </w:r>
           </w:p>
@@ -1286,7 +1358,6 @@
           </w:tcPr>
           <w:p>
             <w:r>
-              <w:lastRenderedPageBreak/>
               <w:t>TC-PET-00</w:t>
             </w:r>
             <w:r>
@@ -1949,6 +2020,12 @@
             <w:r>
               <w:t>Negative</w:t>
             </w:r>
+            <w:r>
+              <w:t xml:space="preserve"> / Stress test</w:t>
+            </w:r>
+            <w:r>
+              <w:t xml:space="preserve"> / Security test</w:t>
+            </w:r>
           </w:p>
         </w:tc>
         <w:tc>
@@ -2002,7 +2079,14 @@
           <w:tcPr>
             <w:tcW w:w="2141" w:type="dxa"/>
           </w:tcPr>
-          <w:p/>
+          <w:p>
+            <w:r>
+              <w:t xml:space="preserve">Positive / </w:t>
+            </w:r>
+            <w:r>
+              <w:t>Load test</w:t>
+            </w:r>
+          </w:p>
         </w:tc>
         <w:tc>
           <w:tcPr>
@@ -2050,6 +2134,7 @@
           </w:tcPr>
           <w:p>
             <w:r>
+              <w:lastRenderedPageBreak/>
               <w:t>TC-VET-001</w:t>
             </w:r>
           </w:p>
@@ -2072,7 +2157,6 @@
           </w:tcPr>
           <w:p>
             <w:r>
-              <w:lastRenderedPageBreak/>
               <w:t>Übersicht der Tierärzte öffnen</w:t>
             </w:r>
           </w:p>
@@ -2299,6 +2383,72 @@
               <w:t>Business Rule / Integration</w:t>
             </w:r>
           </w:p>
+        </w:tc>
+        <w:tc>
+          <w:tcPr>
+            <w:tcW w:w="1483" w:type="dxa"/>
+          </w:tcPr>
+          <w:p>
+            <w:r>
+              <w:t>Hoch</w:t>
+            </w:r>
+          </w:p>
+        </w:tc>
+      </w:tr>
+      <w:tr>
+        <w:tc>
+          <w:tcPr>
+            <w:tcW w:w="1542" w:type="dxa"/>
+          </w:tcPr>
+          <w:p>
+            <w:r>
+              <w:t>TC-INT-00</w:t>
+            </w:r>
+            <w:r>
+              <w:t>3</w:t>
+            </w:r>
+          </w:p>
+          <w:p/>
+        </w:tc>
+        <w:tc>
+          <w:tcPr>
+            <w:tcW w:w="1611" w:type="dxa"/>
+          </w:tcPr>
+          <w:p>
+            <w:pPr>
+              <w:rPr>
+                <w:color w:val="000000" w:themeColor="text1"/>
+              </w:rPr>
+            </w:pPr>
+            <w:r>
+              <w:rPr>
+                <w:color w:val="000000" w:themeColor="text1"/>
+              </w:rPr>
+              <w:t>Pets und Visit sind getrennt</w:t>
+            </w:r>
+          </w:p>
+        </w:tc>
+        <w:tc>
+          <w:tcPr>
+            <w:tcW w:w="2239" w:type="dxa"/>
+          </w:tcPr>
+          <w:p>
+            <w:r>
+              <w:t>Kompletter Prozess Owner -&gt; Pet und Visits sind getrennt</w:t>
+            </w:r>
+          </w:p>
+          <w:p/>
+        </w:tc>
+        <w:tc>
+          <w:tcPr>
+            <w:tcW w:w="2141" w:type="dxa"/>
+          </w:tcPr>
+          <w:p>
+            <w:r>
+              <w:t xml:space="preserve">End-to-End  </w:t>
+            </w:r>
+          </w:p>
+          <w:p/>
         </w:tc>
         <w:tc>
           <w:tcPr>
@@ -2827,7 +2977,7 @@
   <w:style w:type="paragraph" w:default="1" w:styleId="Normal">
     <w:name w:val="Normal"/>
     <w:qFormat/>
-    <w:rsid w:val="00151088"/>
+    <w:rsid w:val="0002066B"/>
   </w:style>
   <w:style w:type="paragraph" w:styleId="Heading1">
     <w:name w:val="heading 1"/>

--- a/src/test/resources/manual-tests/Manual-Test-Table.docx
+++ b/src/test/resources/manual-tests/Manual-Test-Table.docx
@@ -11,16 +11,6 @@
           <w:szCs w:val="28"/>
         </w:rPr>
       </w:pPr>
-    </w:p>
-    <w:p>
-      <w:pPr>
-        <w:rPr>
-          <w:b/>
-          <w:bCs/>
-          <w:sz w:val="28"/>
-          <w:szCs w:val="28"/>
-        </w:rPr>
-      </w:pPr>
       <w:r>
         <w:rPr>
           <w:b/>
@@ -141,14 +131,7 @@
           <w:sz w:val="28"/>
           <w:szCs w:val="28"/>
         </w:rPr>
-        <w:t xml:space="preserve"> Nicht </w:t>
-      </w:r>
-      <w:r>
-        <w:rPr>
-          <w:sz w:val="28"/>
-          <w:szCs w:val="28"/>
-        </w:rPr>
-        <w:t>Kritische Kernfunktion</w:t>
+        <w:t xml:space="preserve"> Nicht Kritische Kernfunktion</w:t>
       </w:r>
     </w:p>
     <w:p>
@@ -559,7 +542,6 @@
                 <w:sz w:val="28"/>
                 <w:szCs w:val="28"/>
               </w:rPr>
-              <w:lastRenderedPageBreak/>
               <w:t>Pet Owner Tests</w:t>
             </w:r>
           </w:p>
@@ -572,6 +554,7 @@
           </w:tcPr>
           <w:p>
             <w:r>
+              <w:lastRenderedPageBreak/>
               <w:t>TC-OWN-001</w:t>
             </w:r>
           </w:p>
@@ -1211,10 +1194,7 @@
               <w:t>TC-OWN-0</w:t>
             </w:r>
             <w:r>
-              <w:t>1</w:t>
-            </w:r>
-            <w:r>
-              <w:t>2</w:t>
+              <w:t>12</w:t>
             </w:r>
           </w:p>
         </w:tc>
@@ -1235,16 +1215,7 @@
           </w:tcPr>
           <w:p>
             <w:r>
-              <w:t>M</w:t>
-            </w:r>
-            <w:r>
-              <w:t>ehrere Owner</w:t>
-            </w:r>
-            <w:r>
-              <w:t xml:space="preserve"> </w:t>
-            </w:r>
-            <w:r>
-              <w:t>mit demselben Namen</w:t>
+              <w:t>Mehrere Owner mit demselben Namen</w:t>
             </w:r>
           </w:p>
         </w:tc>
@@ -1303,7 +1274,6 @@
           </w:tcPr>
           <w:p>
             <w:r>
-              <w:lastRenderedPageBreak/>
               <w:t>TC-PET-001</w:t>
             </w:r>
           </w:p>
@@ -1358,6 +1328,7 @@
           </w:tcPr>
           <w:p>
             <w:r>
+              <w:lastRenderedPageBreak/>
               <w:t>TC-PET-00</w:t>
             </w:r>
             <w:r>
@@ -1440,16 +1411,7 @@
           </w:tcPr>
           <w:p>
             <w:r>
-              <w:t xml:space="preserve">Pet mit bereits vorhandenem </w:t>
-            </w:r>
-            <w:r>
-              <w:t xml:space="preserve"> </w:t>
-            </w:r>
-            <w:r>
-              <w:t>Namen anlegen</w:t>
-            </w:r>
-            <w:r>
-              <w:t xml:space="preserve"> (Gleicher Owner nur owner A)</w:t>
+              <w:t>Pet mit bereits vorhandenem  Namen anlegen (Gleicher Owner nur owner A)</w:t>
             </w:r>
           </w:p>
         </w:tc>
@@ -1506,19 +1468,7 @@
           </w:tcPr>
           <w:p>
             <w:r>
-              <w:t>Pet mit bereits vorhandenem  Namen anlegen (</w:t>
-            </w:r>
-            <w:r>
-              <w:t>verschiedene</w:t>
-            </w:r>
-            <w:r>
-              <w:t xml:space="preserve"> Owner</w:t>
-            </w:r>
-            <w:r>
-              <w:t>, Owner A and Owner B</w:t>
-            </w:r>
-            <w:r>
-              <w:t>)</w:t>
+              <w:t>Pet mit bereits vorhandenem  Namen anlegen (verschiedene Owner, Owner A and Owner B)</w:t>
             </w:r>
           </w:p>
         </w:tc>
@@ -1749,13 +1699,7 @@
           </w:tcPr>
           <w:p>
             <w:r>
-              <w:t>Existierende</w:t>
-            </w:r>
-            <w:r>
-              <w:t xml:space="preserve"> Pet erfolgreich </w:t>
-            </w:r>
-            <w:r>
-              <w:t>bearbeiten</w:t>
+              <w:t>Existierende Pet erfolgreich bearbeiten</w:t>
             </w:r>
           </w:p>
         </w:tc>
@@ -2134,29 +2078,29 @@
           </w:tcPr>
           <w:p>
             <w:r>
+              <w:t>TC-VET-001</w:t>
+            </w:r>
+          </w:p>
+          <w:p/>
+        </w:tc>
+        <w:tc>
+          <w:tcPr>
+            <w:tcW w:w="1611" w:type="dxa"/>
+          </w:tcPr>
+          <w:p>
+            <w:r>
+              <w:t xml:space="preserve">Tierärzte anzeigen </w:t>
+            </w:r>
+          </w:p>
+          <w:p/>
+        </w:tc>
+        <w:tc>
+          <w:tcPr>
+            <w:tcW w:w="2239" w:type="dxa"/>
+          </w:tcPr>
+          <w:p>
+            <w:r>
               <w:lastRenderedPageBreak/>
-              <w:t>TC-VET-001</w:t>
-            </w:r>
-          </w:p>
-          <w:p/>
-        </w:tc>
-        <w:tc>
-          <w:tcPr>
-            <w:tcW w:w="1611" w:type="dxa"/>
-          </w:tcPr>
-          <w:p>
-            <w:r>
-              <w:t xml:space="preserve">Tierärzte anzeigen </w:t>
-            </w:r>
-          </w:p>
-          <w:p/>
-        </w:tc>
-        <w:tc>
-          <w:tcPr>
-            <w:tcW w:w="2239" w:type="dxa"/>
-          </w:tcPr>
-          <w:p>
-            <w:r>
               <w:t>Übersicht der Tierärzte öffnen</w:t>
             </w:r>
           </w:p>
@@ -2214,16 +2158,7 @@
           </w:tcPr>
           <w:p>
             <w:r>
-              <w:t>Übersicht bei mehreren Tierärzten</w:t>
-            </w:r>
-            <w:r>
-              <w:t xml:space="preserve"> und </w:t>
-            </w:r>
-            <w:r>
-              <w:t>Tierärzten</w:t>
-            </w:r>
-            <w:r>
-              <w:t xml:space="preserve"> sind eindeutig</w:t>
+              <w:t>Übersicht bei mehreren Tierärzten und Tierärzten sind eindeutig</w:t>
             </w:r>
           </w:p>
         </w:tc>
@@ -3179,6 +3114,7 @@
   <w:style w:type="character" w:default="1" w:styleId="DefaultParagraphFont">
     <w:name w:val="Default Paragraph Font"/>
     <w:uiPriority w:val="1"/>
+    <w:semiHidden/>
     <w:unhideWhenUsed/>
   </w:style>
   <w:style w:type="table" w:default="1" w:styleId="TableNormal">

--- a/src/test/resources/manual-tests/Manual-Test-Table.docx
+++ b/src/test/resources/manual-tests/Manual-Test-Table.docx
@@ -18,263 +18,186 @@
           <w:sz w:val="28"/>
           <w:szCs w:val="28"/>
         </w:rPr>
-        <w:t>Test Config</w:t>
-      </w:r>
-    </w:p>
-    <w:p>
-      <w:pPr>
-        <w:rPr>
-          <w:sz w:val="28"/>
-          <w:szCs w:val="28"/>
-        </w:rPr>
-      </w:pPr>
-    </w:p>
-    <w:p>
-      <w:pPr>
-        <w:rPr>
-          <w:sz w:val="28"/>
-          <w:szCs w:val="28"/>
-        </w:rPr>
-      </w:pPr>
-      <w:r>
+        <w:t>1 Aufgabe</w:t>
+      </w:r>
+    </w:p>
+    <w:p>
+      <w:pPr>
+        <w:rPr>
+          <w:sz w:val="28"/>
+          <w:szCs w:val="28"/>
+        </w:rPr>
+      </w:pPr>
+      <w:r>
+        <w:rPr>
+          <w:sz w:val="28"/>
+          <w:szCs w:val="28"/>
+        </w:rPr>
+        <w:t>Bitte führe die folgenden Schritte durch</w:t>
+      </w:r>
+    </w:p>
+    <w:p>
+      <w:pPr>
+        <w:rPr>
+          <w:sz w:val="28"/>
+          <w:szCs w:val="28"/>
+        </w:rPr>
+      </w:pPr>
+    </w:p>
+    <w:p>
+      <w:pPr>
+        <w:rPr>
+          <w:sz w:val="28"/>
+          <w:szCs w:val="28"/>
+        </w:rPr>
+      </w:pPr>
+      <w:r>
+        <w:rPr>
+          <w:sz w:val="28"/>
+          <w:szCs w:val="28"/>
+        </w:rPr>
+        <w:t>1. Leite aus der Applikation die Testfälle ab. Die Testfälle sollten die Funktionali-</w:t>
+      </w:r>
+    </w:p>
+    <w:p>
+      <w:pPr>
+        <w:rPr>
+          <w:sz w:val="28"/>
+          <w:szCs w:val="28"/>
+        </w:rPr>
+      </w:pPr>
+      <w:r>
+        <w:rPr>
+          <w:sz w:val="28"/>
+          <w:szCs w:val="28"/>
+        </w:rPr>
+        <w:t>tät ausreichend abdecken.</w:t>
+      </w:r>
+    </w:p>
+    <w:p>
+      <w:pPr>
+        <w:rPr>
+          <w:sz w:val="28"/>
+          <w:szCs w:val="28"/>
+        </w:rPr>
+      </w:pPr>
+    </w:p>
+    <w:p>
+      <w:pPr>
+        <w:rPr>
+          <w:sz w:val="28"/>
+          <w:szCs w:val="28"/>
+        </w:rPr>
+      </w:pPr>
+      <w:r>
+        <w:rPr>
+          <w:sz w:val="28"/>
+          <w:szCs w:val="28"/>
+        </w:rPr>
+        <w:t>a. Suche nach einem Tierhalter (Owner)</w:t>
+      </w:r>
+    </w:p>
+    <w:p>
+      <w:pPr>
+        <w:rPr>
+          <w:sz w:val="28"/>
+          <w:szCs w:val="28"/>
+        </w:rPr>
+      </w:pPr>
+      <w:r>
+        <w:rPr>
+          <w:sz w:val="28"/>
+          <w:szCs w:val="28"/>
+        </w:rPr>
+        <w:t>b. Anlegen eines Tierhalters (Owner)</w:t>
+      </w:r>
+    </w:p>
+    <w:p>
+      <w:pPr>
+        <w:rPr>
+          <w:sz w:val="28"/>
+          <w:szCs w:val="28"/>
+        </w:rPr>
+      </w:pPr>
+      <w:r>
+        <w:rPr>
+          <w:sz w:val="28"/>
+          <w:szCs w:val="28"/>
+        </w:rPr>
+        <w:t>c. Anlegen eines neuen Tiers zu einem Tierhalter (Owner)</w:t>
+      </w:r>
+    </w:p>
+    <w:p>
+      <w:pPr>
+        <w:rPr>
+          <w:sz w:val="28"/>
+          <w:szCs w:val="28"/>
+        </w:rPr>
+      </w:pPr>
+      <w:r>
+        <w:rPr>
+          <w:sz w:val="28"/>
+          <w:szCs w:val="28"/>
+        </w:rPr>
+        <w:t>d. Hinzufügen eines neuen Besuchs (Visit) für ein Tier (Pet)</w:t>
+      </w:r>
+    </w:p>
+    <w:p>
+      <w:pPr>
+        <w:rPr>
+          <w:sz w:val="28"/>
+          <w:szCs w:val="28"/>
+        </w:rPr>
+      </w:pPr>
+    </w:p>
+    <w:p>
+      <w:pPr>
+        <w:rPr>
+          <w:sz w:val="28"/>
+          <w:szCs w:val="28"/>
+        </w:rPr>
+      </w:pPr>
+      <w:r>
+        <w:rPr>
+          <w:sz w:val="28"/>
+          <w:szCs w:val="28"/>
+        </w:rPr>
+        <w:t>2. Baue eine Testautomationslösung auf, in der deine Testfälle abgedeckt wer-</w:t>
+      </w:r>
+    </w:p>
+    <w:p>
+      <w:pPr>
+        <w:rPr>
+          <w:sz w:val="28"/>
+          <w:szCs w:val="28"/>
+        </w:rPr>
+      </w:pPr>
+      <w:r>
+        <w:rPr>
+          <w:sz w:val="28"/>
+          <w:szCs w:val="28"/>
+        </w:rPr>
+        <w:t>den.</w:t>
+      </w:r>
+    </w:p>
+    <w:p>
+      <w:pPr>
         <w:rPr>
           <w:b/>
           <w:bCs/>
           <w:sz w:val="28"/>
           <w:szCs w:val="28"/>
         </w:rPr>
-        <w:t>--------------------------------------------------------------------------------------</w:t>
-      </w:r>
-    </w:p>
-    <w:p>
-      <w:pPr>
-        <w:rPr>
-          <w:sz w:val="28"/>
-          <w:szCs w:val="28"/>
-        </w:rPr>
-      </w:pPr>
-      <w:r>
-        <w:rPr>
-          <w:sz w:val="28"/>
-          <w:szCs w:val="28"/>
-        </w:rPr>
-        <w:t>Tagging</w:t>
-      </w:r>
-    </w:p>
-    <w:p>
-      <w:pPr>
-        <w:rPr>
-          <w:sz w:val="28"/>
-          <w:szCs w:val="28"/>
-        </w:rPr>
-      </w:pPr>
-      <w:r>
-        <w:rPr>
-          <w:sz w:val="28"/>
-          <w:szCs w:val="28"/>
-        </w:rPr>
-        <w:t>Major, Medium</w:t>
-      </w:r>
-    </w:p>
-    <w:p>
-      <w:pPr>
-        <w:rPr>
-          <w:sz w:val="28"/>
-          <w:szCs w:val="28"/>
-        </w:rPr>
-      </w:pPr>
-      <w:r>
-        <w:rPr>
-          <w:sz w:val="28"/>
-          <w:szCs w:val="28"/>
-        </w:rPr>
-        <w:t xml:space="preserve">Major </w:t>
-      </w:r>
-      <w:r>
-        <w:rPr>
-          <w:sz w:val="28"/>
-          <w:szCs w:val="28"/>
-        </w:rPr>
-        <w:sym w:font="Wingdings" w:char="F0E0"/>
-      </w:r>
-      <w:r>
-        <w:rPr>
-          <w:sz w:val="28"/>
-          <w:szCs w:val="28"/>
-        </w:rPr>
-        <w:t xml:space="preserve"> Kritische Kernfunktion</w:t>
-      </w:r>
-    </w:p>
-    <w:p>
-      <w:pPr>
-        <w:rPr>
-          <w:sz w:val="28"/>
-          <w:szCs w:val="28"/>
-        </w:rPr>
-      </w:pPr>
-      <w:r>
-        <w:rPr>
-          <w:sz w:val="28"/>
-          <w:szCs w:val="28"/>
-        </w:rPr>
-        <w:t xml:space="preserve">Medium </w:t>
-      </w:r>
-      <w:r>
-        <w:rPr>
-          <w:sz w:val="28"/>
-          <w:szCs w:val="28"/>
-        </w:rPr>
-        <w:sym w:font="Wingdings" w:char="F0E0"/>
-      </w:r>
-      <w:r>
-        <w:rPr>
-          <w:sz w:val="28"/>
-          <w:szCs w:val="28"/>
-        </w:rPr>
-        <w:t xml:space="preserve"> Nicht Kritische Kernfunktion</w:t>
-      </w:r>
-    </w:p>
-    <w:p>
-      <w:pPr>
-        <w:rPr>
-          <w:sz w:val="28"/>
-          <w:szCs w:val="28"/>
-        </w:rPr>
-      </w:pPr>
-      <w:r>
+      </w:pPr>
+    </w:p>
+    <w:p>
+      <w:pPr>
         <w:rPr>
           <w:b/>
           <w:bCs/>
           <w:sz w:val="28"/>
           <w:szCs w:val="28"/>
         </w:rPr>
-        <w:t>--------------------------------------------------------------------------------------</w:t>
-      </w:r>
-      <w:r>
-        <w:rPr>
-          <w:sz w:val="28"/>
-          <w:szCs w:val="28"/>
-        </w:rPr>
-        <w:br/>
-        <w:t xml:space="preserve">Test groups :  </w:t>
-      </w:r>
-    </w:p>
-    <w:p>
-      <w:pPr>
-        <w:rPr>
-          <w:sz w:val="28"/>
-          <w:szCs w:val="28"/>
-        </w:rPr>
-      </w:pPr>
-    </w:p>
-    <w:p>
-      <w:pPr>
-        <w:rPr>
-          <w:i/>
-          <w:iCs/>
-          <w:sz w:val="28"/>
-          <w:szCs w:val="28"/>
-        </w:rPr>
-      </w:pPr>
-      <w:r>
-        <w:rPr>
-          <w:i/>
-          <w:iCs/>
-          <w:sz w:val="28"/>
-          <w:szCs w:val="28"/>
-        </w:rPr>
-        <w:t xml:space="preserve">Regression Test </w:t>
-      </w:r>
-      <w:r>
-        <w:rPr>
-          <w:i/>
-          <w:iCs/>
-          <w:sz w:val="28"/>
-          <w:szCs w:val="28"/>
-        </w:rPr>
-        <w:sym w:font="Wingdings" w:char="F0E0"/>
-      </w:r>
-      <w:r>
-        <w:rPr>
-          <w:i/>
-          <w:iCs/>
-          <w:sz w:val="28"/>
-          <w:szCs w:val="28"/>
-        </w:rPr>
-        <w:t xml:space="preserve"> </w:t>
-      </w:r>
-      <w:r>
-        <w:rPr>
-          <w:i/>
-          <w:iCs/>
-          <w:sz w:val="28"/>
-          <w:szCs w:val="28"/>
-        </w:rPr>
-        <w:t>FRONTEND_REGRESSION_PETCLINIC</w:t>
-      </w:r>
-    </w:p>
-    <w:p>
-      <w:pPr>
-        <w:rPr>
-          <w:i/>
-          <w:iCs/>
-          <w:sz w:val="28"/>
-          <w:szCs w:val="28"/>
-        </w:rPr>
-      </w:pPr>
-    </w:p>
-    <w:p>
-      <w:pPr>
-        <w:rPr>
-          <w:i/>
-          <w:iCs/>
-          <w:sz w:val="28"/>
-          <w:szCs w:val="28"/>
-        </w:rPr>
-      </w:pPr>
-      <w:r>
-        <w:rPr>
-          <w:i/>
-          <w:iCs/>
-          <w:sz w:val="28"/>
-          <w:szCs w:val="28"/>
-        </w:rPr>
-        <w:t xml:space="preserve">Smoke Test </w:t>
-      </w:r>
-      <w:r>
-        <w:rPr>
-          <w:i/>
-          <w:iCs/>
-          <w:sz w:val="28"/>
-          <w:szCs w:val="28"/>
-        </w:rPr>
-        <w:sym w:font="Wingdings" w:char="F0E0"/>
-      </w:r>
-      <w:r>
-        <w:rPr>
-          <w:i/>
-          <w:iCs/>
-          <w:sz w:val="28"/>
-          <w:szCs w:val="28"/>
-        </w:rPr>
-        <w:t xml:space="preserve"> </w:t>
-      </w:r>
-      <w:r>
-        <w:rPr>
-          <w:i/>
-          <w:iCs/>
-          <w:sz w:val="28"/>
-          <w:szCs w:val="28"/>
-        </w:rPr>
-        <w:t>FRONTEND_SMOKE_PETCLINIC</w:t>
-      </w:r>
-    </w:p>
-    <w:p>
-      <w:pPr>
-        <w:rPr>
-          <w:sz w:val="28"/>
-          <w:szCs w:val="28"/>
-        </w:rPr>
       </w:pPr>
       <w:r>
         <w:rPr>
@@ -283,31 +206,84 @@
           <w:sz w:val="28"/>
           <w:szCs w:val="28"/>
         </w:rPr>
-        <w:t>--------------------------------------------------------------------------------------</w:t>
-      </w:r>
-    </w:p>
-    <w:p>
-      <w:pPr>
-        <w:rPr>
-          <w:sz w:val="28"/>
-          <w:szCs w:val="28"/>
-        </w:rPr>
-      </w:pPr>
-      <w:r>
-        <w:rPr>
-          <w:sz w:val="28"/>
-          <w:szCs w:val="28"/>
-        </w:rPr>
-        <w:t>Tesgroup and Tagging mapping</w:t>
-      </w:r>
-    </w:p>
-    <w:p>
-      <w:pPr>
-        <w:rPr>
-          <w:sz w:val="28"/>
-          <w:szCs w:val="28"/>
-        </w:rPr>
-      </w:pPr>
+        <w:t>2 Rahmenbedingungen</w:t>
+      </w:r>
+    </w:p>
+    <w:p>
+      <w:pPr>
+        <w:rPr>
+          <w:sz w:val="28"/>
+          <w:szCs w:val="28"/>
+        </w:rPr>
+      </w:pPr>
+      <w:r>
+        <w:rPr>
+          <w:sz w:val="28"/>
+          <w:szCs w:val="28"/>
+        </w:rPr>
+        <w:t>Für die Bearbeitung dieser Aufgabe gelten die folgenden Rahmenbedingungen:</w:t>
+      </w:r>
+    </w:p>
+    <w:p>
+      <w:pPr>
+        <w:rPr>
+          <w:sz w:val="28"/>
+          <w:szCs w:val="28"/>
+        </w:rPr>
+      </w:pPr>
+      <w:r>
+        <w:rPr>
+          <w:rFonts w:ascii="Arial" w:hAnsi="Arial" w:cs="Arial"/>
+          <w:sz w:val="28"/>
+          <w:szCs w:val="28"/>
+        </w:rPr>
+        <w:t>►</w:t>
+      </w:r>
+      <w:r>
+        <w:rPr>
+          <w:sz w:val="28"/>
+          <w:szCs w:val="28"/>
+        </w:rPr>
+        <w:t xml:space="preserve"> Nutze eine Programmiersprache Deiner Wahl.</w:t>
+      </w:r>
+    </w:p>
+    <w:p>
+      <w:pPr>
+        <w:rPr>
+          <w:sz w:val="28"/>
+          <w:szCs w:val="28"/>
+        </w:rPr>
+      </w:pPr>
+      <w:r>
+        <w:rPr>
+          <w:rFonts w:ascii="Arial" w:hAnsi="Arial" w:cs="Arial"/>
+          <w:sz w:val="28"/>
+          <w:szCs w:val="28"/>
+        </w:rPr>
+        <w:t>►</w:t>
+      </w:r>
+      <w:r>
+        <w:rPr>
+          <w:sz w:val="28"/>
+          <w:szCs w:val="28"/>
+        </w:rPr>
+        <w:t xml:space="preserve"> Nutze ein Testautomatisierungsframework Deiner Wahl (z.B. Selenium, Cypress,</w:t>
+      </w:r>
+    </w:p>
+    <w:p>
+      <w:pPr>
+        <w:rPr>
+          <w:sz w:val="28"/>
+          <w:szCs w:val="28"/>
+        </w:rPr>
+      </w:pPr>
+      <w:r>
+        <w:rPr>
+          <w:sz w:val="28"/>
+          <w:szCs w:val="28"/>
+        </w:rPr>
+        <w:t>Playwright etc.)</w:t>
+      </w:r>
     </w:p>
     <w:p>
       <w:pPr>
@@ -318,31 +294,16 @@
           <w:szCs w:val="28"/>
         </w:rPr>
       </w:pPr>
-      <w:r>
-        <w:rPr>
-          <w:sz w:val="28"/>
-          <w:szCs w:val="28"/>
-        </w:rPr>
-        <w:t>Smoke Tests --&gt; Major</w:t>
-      </w:r>
-      <w:r>
-        <w:rPr>
-          <w:sz w:val="28"/>
-          <w:szCs w:val="28"/>
-        </w:rPr>
-        <w:br/>
-        <w:t>Regression Tests --&gt; Major + Medium</w:t>
-      </w:r>
-      <w:r>
+    </w:p>
+    <w:p>
+      <w:pPr>
         <w:rPr>
           <w:b/>
           <w:bCs/>
           <w:sz w:val="28"/>
           <w:szCs w:val="28"/>
         </w:rPr>
-        <w:br/>
-        <w:t>--------------------------------------------------------------------------------------</w:t>
-      </w:r>
+      </w:pPr>
       <w:r>
         <w:rPr>
           <w:b/>
@@ -350,17 +311,130 @@
           <w:sz w:val="28"/>
           <w:szCs w:val="28"/>
         </w:rPr>
-        <w:br/>
-        <w:t>CI / CD Pipeline</w:t>
-      </w:r>
-      <w:r>
+        <w:t>3 Beispiel-Applikation</w:t>
+      </w:r>
+    </w:p>
+    <w:p>
+      <w:pPr>
+        <w:rPr>
+          <w:sz w:val="28"/>
+          <w:szCs w:val="28"/>
+        </w:rPr>
+      </w:pPr>
+      <w:r>
+        <w:rPr>
+          <w:sz w:val="28"/>
+          <w:szCs w:val="28"/>
+        </w:rPr>
+        <w:t>Als Beispiel-Applikation wird die Spring PetClinic verwendet.</w:t>
+      </w:r>
+    </w:p>
+    <w:p>
+      <w:pPr>
+        <w:rPr>
+          <w:sz w:val="28"/>
+          <w:szCs w:val="28"/>
+        </w:rPr>
+      </w:pPr>
+      <w:r>
+        <w:rPr>
+          <w:sz w:val="28"/>
+          <w:szCs w:val="28"/>
+        </w:rPr>
+        <w:t>Sie bietet die folgenden Grundfunktionalitäten:</w:t>
+      </w:r>
+    </w:p>
+    <w:p>
+      <w:pPr>
+        <w:rPr>
+          <w:sz w:val="28"/>
+          <w:szCs w:val="28"/>
+        </w:rPr>
+      </w:pPr>
+      <w:r>
+        <w:rPr>
+          <w:rFonts w:ascii="Arial" w:hAnsi="Arial" w:cs="Arial"/>
+          <w:sz w:val="28"/>
+          <w:szCs w:val="28"/>
+        </w:rPr>
+        <w:t>►</w:t>
+      </w:r>
+      <w:r>
+        <w:rPr>
+          <w:sz w:val="28"/>
+          <w:szCs w:val="28"/>
+        </w:rPr>
+        <w:t xml:space="preserve"> Tierhalter (Owner)</w:t>
+      </w:r>
+    </w:p>
+    <w:p>
+      <w:pPr>
+        <w:rPr>
+          <w:sz w:val="28"/>
+          <w:szCs w:val="28"/>
+        </w:rPr>
+      </w:pPr>
+      <w:r>
+        <w:rPr>
+          <w:sz w:val="28"/>
+          <w:szCs w:val="28"/>
+        </w:rPr>
+        <w:t>&gt; Suche nach einem Tierhalter</w:t>
+      </w:r>
+    </w:p>
+    <w:p>
+      <w:pPr>
+        <w:rPr>
+          <w:sz w:val="28"/>
+          <w:szCs w:val="28"/>
+        </w:rPr>
+      </w:pPr>
+      <w:r>
+        <w:rPr>
+          <w:sz w:val="28"/>
+          <w:szCs w:val="28"/>
+        </w:rPr>
+        <w:t>&gt; Anlegen eines neuen Tierhalters</w:t>
+      </w:r>
+    </w:p>
+    <w:p>
+      <w:pPr>
+        <w:rPr>
+          <w:sz w:val="28"/>
+          <w:szCs w:val="28"/>
+        </w:rPr>
+      </w:pPr>
+      <w:r>
+        <w:rPr>
+          <w:rFonts w:ascii="Arial" w:hAnsi="Arial" w:cs="Arial"/>
+          <w:sz w:val="28"/>
+          <w:szCs w:val="28"/>
+        </w:rPr>
+        <w:t>►</w:t>
+      </w:r>
+      <w:r>
+        <w:rPr>
+          <w:sz w:val="28"/>
+          <w:szCs w:val="28"/>
+        </w:rPr>
+        <w:t xml:space="preserve"> Tiere (Pet) und Tierarztbesuche (Visits)</w:t>
+      </w:r>
+    </w:p>
+    <w:p>
+      <w:pPr>
         <w:rPr>
           <w:b/>
           <w:bCs/>
           <w:sz w:val="28"/>
           <w:szCs w:val="28"/>
         </w:rPr>
-        <w:br/>
+      </w:pPr>
+      <w:r>
+        <w:rPr>
+          <w:sz w:val="28"/>
+          <w:szCs w:val="28"/>
+        </w:rPr>
+        <w:t xml:space="preserve">&gt; </w:t>
       </w:r>
       <w:r>
         <w:rPr>
@@ -369,70 +443,400 @@
           <w:sz w:val="28"/>
           <w:szCs w:val="28"/>
         </w:rPr>
-        <w:br/>
-      </w:r>
-      <w:r>
-        <w:rPr>
-          <w:sz w:val="28"/>
-          <w:szCs w:val="28"/>
-        </w:rPr>
-        <w:t>Major --&gt; Smoke Test --&gt; Executed --&gt; Every Deployment --&gt; Dev Env / Stage Env</w:t>
-      </w:r>
-      <w:r>
-        <w:rPr>
-          <w:sz w:val="28"/>
-          <w:szCs w:val="28"/>
-        </w:rPr>
-        <w:br/>
-      </w:r>
-      <w:r>
-        <w:rPr>
-          <w:sz w:val="28"/>
-          <w:szCs w:val="28"/>
-        </w:rPr>
-        <w:br/>
-        <w:t>Medium --&gt; Regression Test --&gt; Executed --&gt; Every Night --&gt; Stage Env</w:t>
-      </w:r>
-      <w:r>
-        <w:rPr>
-          <w:sz w:val="28"/>
-          <w:szCs w:val="28"/>
-        </w:rPr>
-        <w:br/>
-      </w:r>
-      <w:r>
-        <w:rPr>
-          <w:sz w:val="28"/>
-          <w:szCs w:val="28"/>
-        </w:rPr>
-        <w:br/>
-        <w:t>Major + Medium --&gt; Regression Test --&gt; Executed --&gt; Every Night --&gt; Stage Env</w:t>
-      </w:r>
-      <w:r>
-        <w:rPr>
-          <w:sz w:val="28"/>
-          <w:szCs w:val="28"/>
-        </w:rPr>
-        <w:br/>
-      </w:r>
-      <w:r>
-        <w:rPr>
-          <w:sz w:val="28"/>
-          <w:szCs w:val="28"/>
-        </w:rPr>
-        <w:br/>
-        <w:t>Major + Medium --&gt; Release Test --&gt; Executed --&gt; Every Release --&gt; Stage Env/ Preprod Env</w:t>
-      </w:r>
-      <w:r>
+        <w:t>Anlegen eines neuen Tiers (hier gilt die Businessregel, dass der Tiername für</w:t>
+      </w:r>
+    </w:p>
+    <w:p>
+      <w:pPr>
         <w:rPr>
           <w:b/>
           <w:bCs/>
           <w:sz w:val="28"/>
           <w:szCs w:val="28"/>
         </w:rPr>
-        <w:br/>
-        <w:t>--------------------------------------------------------------------------------------</w:t>
-      </w:r>
+      </w:pPr>
+      <w:r>
+        <w:rPr>
+          <w:b/>
+          <w:bCs/>
+          <w:sz w:val="28"/>
+          <w:szCs w:val="28"/>
+        </w:rPr>
+        <w:t>den Halter eindeutig sein muss)</w:t>
+      </w:r>
+    </w:p>
+    <w:p>
+      <w:pPr>
+        <w:rPr>
+          <w:sz w:val="28"/>
+          <w:szCs w:val="28"/>
+        </w:rPr>
+      </w:pPr>
+      <w:r>
+        <w:rPr>
+          <w:sz w:val="28"/>
+          <w:szCs w:val="28"/>
+        </w:rPr>
+        <w:t>&gt; Anlegen eines neuen Tierarztbesuchs</w:t>
+      </w:r>
+    </w:p>
+    <w:p>
+      <w:pPr>
+        <w:rPr>
+          <w:sz w:val="28"/>
+          <w:szCs w:val="28"/>
+        </w:rPr>
+      </w:pPr>
+      <w:r>
+        <w:rPr>
+          <w:rFonts w:ascii="Arial" w:hAnsi="Arial" w:cs="Arial"/>
+          <w:sz w:val="28"/>
+          <w:szCs w:val="28"/>
+        </w:rPr>
+        <w:t>►</w:t>
+      </w:r>
+      <w:r>
+        <w:rPr>
+          <w:sz w:val="28"/>
+          <w:szCs w:val="28"/>
+        </w:rPr>
+        <w:t xml:space="preserve"> Tierärzte (Vets)</w:t>
+      </w:r>
+    </w:p>
+    <w:p>
+      <w:pPr>
+        <w:rPr>
+          <w:sz w:val="28"/>
+          <w:szCs w:val="28"/>
+        </w:rPr>
+      </w:pPr>
+      <w:r>
+        <w:rPr>
+          <w:sz w:val="28"/>
+          <w:szCs w:val="28"/>
+        </w:rPr>
+        <w:t>&gt; Übersicht über alle Tierärzte der Tierklinik</w:t>
+      </w:r>
+    </w:p>
+    <w:p>
+      <w:pPr>
+        <w:rPr>
+          <w:b/>
+          <w:bCs/>
+          <w:sz w:val="28"/>
+          <w:szCs w:val="28"/>
+        </w:rPr>
+      </w:pPr>
+    </w:p>
+    <w:p>
+      <w:pPr>
+        <w:rPr>
+          <w:b/>
+          <w:bCs/>
+          <w:sz w:val="28"/>
+          <w:szCs w:val="28"/>
+        </w:rPr>
+      </w:pPr>
+      <w:r>
+        <w:rPr>
+          <w:b/>
+          <w:bCs/>
+          <w:sz w:val="28"/>
+          <w:szCs w:val="28"/>
+        </w:rPr>
+        <w:t>3.1 Voraussetzungen</w:t>
+      </w:r>
+    </w:p>
+    <w:p>
+      <w:pPr>
+        <w:rPr>
+          <w:sz w:val="28"/>
+          <w:szCs w:val="28"/>
+        </w:rPr>
+      </w:pPr>
+      <w:r>
+        <w:rPr>
+          <w:sz w:val="28"/>
+          <w:szCs w:val="28"/>
+        </w:rPr>
+        <w:lastRenderedPageBreak/>
+        <w:t>Für den Start der Beispiel-Applikation werden folgende Voraussetzungen benötigt:</w:t>
+      </w:r>
+    </w:p>
+    <w:p>
+      <w:pPr>
+        <w:rPr>
+          <w:sz w:val="28"/>
+          <w:szCs w:val="28"/>
+        </w:rPr>
+      </w:pPr>
+    </w:p>
+    <w:p>
+      <w:pPr>
+        <w:rPr>
+          <w:b/>
+          <w:bCs/>
+          <w:sz w:val="28"/>
+          <w:szCs w:val="28"/>
+        </w:rPr>
+      </w:pPr>
+      <w:r>
+        <w:rPr>
+          <w:b/>
+          <w:bCs/>
+          <w:sz w:val="28"/>
+          <w:szCs w:val="28"/>
+        </w:rPr>
+        <w:t>PetClinic</w:t>
+      </w:r>
+    </w:p>
+    <w:p>
+      <w:pPr>
+        <w:rPr>
+          <w:b/>
+          <w:bCs/>
+          <w:sz w:val="28"/>
+          <w:szCs w:val="28"/>
+        </w:rPr>
+      </w:pPr>
+    </w:p>
+    <w:p>
+      <w:pPr>
+        <w:rPr>
+          <w:b/>
+          <w:bCs/>
+          <w:sz w:val="28"/>
+          <w:szCs w:val="28"/>
+        </w:rPr>
+      </w:pPr>
+      <w:r>
+        <w:rPr>
+          <w:b/>
+          <w:bCs/>
+          <w:sz w:val="28"/>
+          <w:szCs w:val="28"/>
+        </w:rPr>
+        <w:t>Testautomatisierung 3 / 3</w:t>
+      </w:r>
+    </w:p>
+    <w:p>
+      <w:pPr>
+        <w:rPr>
+          <w:sz w:val="28"/>
+          <w:szCs w:val="28"/>
+        </w:rPr>
+      </w:pPr>
+      <w:r>
+        <w:rPr>
+          <w:rFonts w:ascii="Arial" w:hAnsi="Arial" w:cs="Arial"/>
+          <w:sz w:val="28"/>
+          <w:szCs w:val="28"/>
+        </w:rPr>
+        <w:t>►</w:t>
+      </w:r>
+      <w:r>
+        <w:rPr>
+          <w:sz w:val="28"/>
+          <w:szCs w:val="28"/>
+        </w:rPr>
+        <w:t xml:space="preserve"> Java 11 oder neuer</w:t>
+      </w:r>
+    </w:p>
+    <w:p>
+      <w:pPr>
+        <w:rPr>
+          <w:sz w:val="28"/>
+          <w:szCs w:val="28"/>
+        </w:rPr>
+      </w:pPr>
+      <w:r>
+        <w:rPr>
+          <w:rFonts w:ascii="Arial" w:hAnsi="Arial" w:cs="Arial"/>
+          <w:sz w:val="28"/>
+          <w:szCs w:val="28"/>
+        </w:rPr>
+        <w:t>►</w:t>
+      </w:r>
+      <w:r>
+        <w:rPr>
+          <w:sz w:val="28"/>
+          <w:szCs w:val="28"/>
+        </w:rPr>
+        <w:t xml:space="preserve"> Apache Maven ( https://maven.apache.org/ )</w:t>
+      </w:r>
+    </w:p>
+    <w:p>
+      <w:pPr>
+        <w:rPr>
+          <w:sz w:val="28"/>
+          <w:szCs w:val="28"/>
+        </w:rPr>
+      </w:pPr>
+    </w:p>
+    <w:p>
+      <w:pPr>
+        <w:rPr>
+          <w:b/>
+          <w:bCs/>
+          <w:sz w:val="28"/>
+          <w:szCs w:val="28"/>
+        </w:rPr>
+      </w:pPr>
+      <w:r>
+        <w:rPr>
+          <w:b/>
+          <w:bCs/>
+          <w:sz w:val="28"/>
+          <w:szCs w:val="28"/>
+        </w:rPr>
+        <w:t>3.2 Bezug und Installation</w:t>
+      </w:r>
+    </w:p>
+    <w:p>
+      <w:pPr>
+        <w:rPr>
+          <w:sz w:val="28"/>
+          <w:szCs w:val="28"/>
+        </w:rPr>
+      </w:pPr>
+      <w:r>
+        <w:rPr>
+          <w:sz w:val="28"/>
+          <w:szCs w:val="28"/>
+        </w:rPr>
+        <w:t>Die Beispiel-Applikation kann unter</w:t>
+      </w:r>
+    </w:p>
+    <w:p>
+      <w:pPr>
+        <w:rPr>
+          <w:sz w:val="28"/>
+          <w:szCs w:val="28"/>
+        </w:rPr>
+      </w:pPr>
+      <w:r>
+        <w:rPr>
+          <w:sz w:val="28"/>
+          <w:szCs w:val="28"/>
+        </w:rPr>
+        <w:t>https://github.com/spring-projects/spring-petclinic</w:t>
+      </w:r>
+    </w:p>
+    <w:p>
+      <w:pPr>
+        <w:rPr>
+          <w:sz w:val="28"/>
+          <w:szCs w:val="28"/>
+        </w:rPr>
+      </w:pPr>
+      <w:r>
+        <w:rPr>
+          <w:sz w:val="28"/>
+          <w:szCs w:val="28"/>
+        </w:rPr>
+        <w:t>bezogen werden. Unter oben angegebener URL sind auch die Schritte für den lokalen</w:t>
+      </w:r>
+    </w:p>
+    <w:p>
+      <w:pPr>
+        <w:rPr>
+          <w:sz w:val="28"/>
+          <w:szCs w:val="28"/>
+        </w:rPr>
+      </w:pPr>
+      <w:r>
+        <w:rPr>
+          <w:sz w:val="28"/>
+          <w:szCs w:val="28"/>
+        </w:rPr>
+        <w:t>Start der Applikation angegeben.</w:t>
+      </w:r>
+    </w:p>
+    <w:p>
+      <w:pPr>
+        <w:rPr>
+          <w:sz w:val="28"/>
+          <w:szCs w:val="28"/>
+        </w:rPr>
+      </w:pPr>
+    </w:p>
+    <w:p>
+      <w:pPr>
+        <w:rPr>
+          <w:b/>
+          <w:bCs/>
+          <w:sz w:val="28"/>
+          <w:szCs w:val="28"/>
+        </w:rPr>
+      </w:pPr>
+    </w:p>
+    <w:p>
+      <w:pPr>
+        <w:rPr>
+          <w:b/>
+          <w:bCs/>
+          <w:sz w:val="28"/>
+          <w:szCs w:val="28"/>
+        </w:rPr>
+      </w:pPr>
+      <w:r>
+        <w:rPr>
+          <w:b/>
+          <w:bCs/>
+          <w:sz w:val="28"/>
+          <w:szCs w:val="28"/>
+        </w:rPr>
+        <w:t>------------------------------------------------------------------------------------------</w:t>
+      </w:r>
+    </w:p>
+    <w:p>
+      <w:pPr>
+        <w:rPr>
+          <w:b/>
+          <w:bCs/>
+          <w:sz w:val="28"/>
+          <w:szCs w:val="28"/>
+        </w:rPr>
+      </w:pPr>
+    </w:p>
+    <w:p>
+      <w:pPr>
+        <w:rPr>
+          <w:b/>
+          <w:bCs/>
+          <w:sz w:val="36"/>
+          <w:szCs w:val="36"/>
+        </w:rPr>
+      </w:pPr>
+      <w:r>
+        <w:rPr>
+          <w:b/>
+          <w:bCs/>
+          <w:sz w:val="36"/>
+          <w:szCs w:val="36"/>
+        </w:rPr>
+        <w:t>Losung</w:t>
+      </w:r>
+    </w:p>
+    <w:p>
+      <w:pPr>
+        <w:rPr>
+          <w:b/>
+          <w:bCs/>
+          <w:sz w:val="36"/>
+          <w:szCs w:val="36"/>
+        </w:rPr>
+      </w:pPr>
+    </w:p>
+    <w:p>
+      <w:pPr>
+        <w:rPr>
+          <w:b/>
+          <w:bCs/>
+          <w:sz w:val="28"/>
+          <w:szCs w:val="28"/>
+        </w:rPr>
+      </w:pPr>
     </w:p>
     <w:p>
       <w:pPr>
@@ -554,7 +958,6 @@
           </w:tcPr>
           <w:p>
             <w:r>
-              <w:lastRenderedPageBreak/>
               <w:t>TC-OWN-001</w:t>
             </w:r>
           </w:p>
@@ -644,6 +1047,9 @@
           <w:p>
             <w:r>
               <w:t>Positive</w:t>
+            </w:r>
+            <w:r>
+              <w:t xml:space="preserve"> / Edge Case</w:t>
             </w:r>
           </w:p>
         </w:tc>
@@ -722,6 +1128,7 @@
           </w:tcPr>
           <w:p>
             <w:r>
+              <w:lastRenderedPageBreak/>
               <w:t>TC-OWN-00</w:t>
             </w:r>
             <w:r>
@@ -757,7 +1164,7 @@
           </w:tcPr>
           <w:p>
             <w:r>
-              <w:t>Edge Case / Boundary</w:t>
+              <w:t>Negative</w:t>
             </w:r>
           </w:p>
         </w:tc>
@@ -918,7 +1325,7 @@
           </w:tcPr>
           <w:p>
             <w:r>
-              <w:t>Owner mit unterschiedlichen gültigen Daten anlegen</w:t>
+              <w:t>Owner ohne Pflichtfeld anlegen</w:t>
             </w:r>
           </w:p>
         </w:tc>
@@ -928,7 +1335,7 @@
           </w:tcPr>
           <w:p>
             <w:r>
-              <w:t>Positive</w:t>
+              <w:t>Negative</w:t>
             </w:r>
           </w:p>
         </w:tc>
@@ -975,7 +1382,7 @@
           </w:tcPr>
           <w:p>
             <w:r>
-              <w:t>Owner ohne Pflichtfeld anlegen</w:t>
+              <w:t>Boundary-Test für Eingabelängen</w:t>
             </w:r>
           </w:p>
         </w:tc>
@@ -985,7 +1392,7 @@
           </w:tcPr>
           <w:p>
             <w:r>
-              <w:t>Negative</w:t>
+              <w:t>Boundary</w:t>
             </w:r>
           </w:p>
         </w:tc>
@@ -1007,10 +1414,10 @@
           </w:tcPr>
           <w:p>
             <w:r>
-              <w:t>TC-OWN-00</w:t>
-            </w:r>
-            <w:r>
-              <w:t>9</w:t>
+              <w:t>TC-OWN-0</w:t>
+            </w:r>
+            <w:r>
+              <w:t>09</w:t>
             </w:r>
           </w:p>
           <w:p/>
@@ -1032,7 +1439,7 @@
           </w:tcPr>
           <w:p>
             <w:r>
-              <w:t>Boundary-Test für Eingabelängen</w:t>
+              <w:t>Sonderzeichen und internationale Zeichen</w:t>
             </w:r>
           </w:p>
         </w:tc>
@@ -1042,7 +1449,7 @@
           </w:tcPr>
           <w:p>
             <w:r>
-              <w:t>Boundary</w:t>
+              <w:t>Edge Case</w:t>
             </w:r>
           </w:p>
         </w:tc>
@@ -1067,7 +1474,10 @@
               <w:t>TC-OWN-0</w:t>
             </w:r>
             <w:r>
-              <w:t>10</w:t>
+              <w:t>1</w:t>
+            </w:r>
+            <w:r>
+              <w:t>0</w:t>
             </w:r>
           </w:p>
           <w:p/>
@@ -1078,7 +1488,13 @@
           </w:tcPr>
           <w:p>
             <w:r>
-              <w:t xml:space="preserve">Owner anlegen </w:t>
+              <w:t xml:space="preserve">Owner </w:t>
+            </w:r>
+            <w:r>
+              <w:t>bearbeiten</w:t>
+            </w:r>
+            <w:r>
+              <w:t xml:space="preserve"> </w:t>
             </w:r>
           </w:p>
           <w:p/>
@@ -1089,9 +1505,13 @@
           </w:tcPr>
           <w:p>
             <w:r>
-              <w:t>Sonderzeichen und internationale Zeichen</w:t>
-            </w:r>
-          </w:p>
+              <w:t xml:space="preserve">Owner erfolgreich </w:t>
+            </w:r>
+            <w:r>
+              <w:t>bearbeiten</w:t>
+            </w:r>
+          </w:p>
+          <w:p/>
         </w:tc>
         <w:tc>
           <w:tcPr>
@@ -1099,7 +1519,7 @@
           </w:tcPr>
           <w:p>
             <w:r>
-              <w:t>Edge Case</w:t>
+              <w:t>Positive</w:t>
             </w:r>
           </w:p>
         </w:tc>
@@ -1130,7 +1550,6 @@
               <w:t>1</w:t>
             </w:r>
           </w:p>
-          <w:p/>
         </w:tc>
         <w:tc>
           <w:tcPr>
@@ -1138,13 +1557,7 @@
           </w:tcPr>
           <w:p>
             <w:r>
-              <w:t xml:space="preserve">Owner </w:t>
-            </w:r>
-            <w:r>
-              <w:t>bearbeiten</w:t>
-            </w:r>
-            <w:r>
-              <w:t xml:space="preserve"> </w:t>
+              <w:t xml:space="preserve">Owner anlegen </w:t>
             </w:r>
           </w:p>
           <w:p/>
@@ -1155,13 +1568,9 @@
           </w:tcPr>
           <w:p>
             <w:r>
-              <w:t xml:space="preserve">Owner erfolgreich </w:t>
-            </w:r>
-            <w:r>
-              <w:t>bearbeiten</w:t>
-            </w:r>
-          </w:p>
-          <w:p/>
+              <w:t>Mehrere Owner mit demselben Namen</w:t>
+            </w:r>
+          </w:p>
         </w:tc>
         <w:tc>
           <w:tcPr>
@@ -1169,7 +1578,10 @@
           </w:tcPr>
           <w:p>
             <w:r>
-              <w:t>Positive</w:t>
+              <w:t>Edge Case</w:t>
+            </w:r>
+            <w:r>
+              <w:t xml:space="preserve"> / Load Test</w:t>
             </w:r>
           </w:p>
         </w:tc>
@@ -1194,7 +1606,10 @@
               <w:t>TC-OWN-0</w:t>
             </w:r>
             <w:r>
-              <w:t>12</w:t>
+              <w:t>1</w:t>
+            </w:r>
+            <w:r>
+              <w:t>2</w:t>
             </w:r>
           </w:p>
         </w:tc>
@@ -1215,7 +1630,10 @@
           </w:tcPr>
           <w:p>
             <w:r>
-              <w:t>Mehrere Owner mit demselben Namen</w:t>
+              <w:t xml:space="preserve">Mehrere Owner mit </w:t>
+            </w:r>
+            <w:r>
+              <w:t>unterschiedliche Pets</w:t>
             </w:r>
           </w:p>
         </w:tc>
@@ -1225,7 +1643,7 @@
           </w:tcPr>
           <w:p>
             <w:r>
-              <w:t>Edge Case</w:t>
+              <w:t>Load Test</w:t>
             </w:r>
           </w:p>
         </w:tc>
@@ -1235,7 +1653,7 @@
           </w:tcPr>
           <w:p>
             <w:r>
-              <w:t>Hoch</w:t>
+              <w:t>Medium</w:t>
             </w:r>
           </w:p>
         </w:tc>
@@ -1328,7 +1746,6 @@
           </w:tcPr>
           <w:p>
             <w:r>
-              <w:lastRenderedPageBreak/>
               <w:t>TC-PET-00</w:t>
             </w:r>
             <w:r>
@@ -1354,7 +1771,19 @@
           </w:tcPr>
           <w:p>
             <w:r>
-              <w:t>Pet mit gültigen alternativen Daten anlegen</w:t>
+              <w:t xml:space="preserve">Pet mit </w:t>
+            </w:r>
+            <w:r>
+              <w:t>special Sonderzeichen (</w:t>
+            </w:r>
+            <w:r>
+              <w:t>Daten</w:t>
+            </w:r>
+            <w:r>
+              <w:t>)</w:t>
+            </w:r>
+            <w:r>
+              <w:t xml:space="preserve"> anlegen</w:t>
             </w:r>
           </w:p>
         </w:tc>
@@ -1411,7 +1840,7 @@
           </w:tcPr>
           <w:p>
             <w:r>
-              <w:t>Pet mit bereits vorhandenem  Namen anlegen (Gleicher Owner nur owner A)</w:t>
+              <w:t>Pet mit bereits vorhandenem  Namen anlegen (Gleicher Owner)</w:t>
             </w:r>
           </w:p>
         </w:tc>
@@ -1468,7 +1897,17 @@
           </w:tcPr>
           <w:p>
             <w:r>
-              <w:t>Pet mit bereits vorhandenem  Namen anlegen (verschiedene Owner, Owner A and Owner B)</w:t>
+              <w:t>Pet mit bereits vorhandenem  Namen anlegen (</w:t>
+            </w:r>
+            <w:r>
+              <w:t xml:space="preserve">für </w:t>
+            </w:r>
+            <w:r>
+              <w:t xml:space="preserve">verschiedene </w:t>
+            </w:r>
+            <w:r>
+              <w:lastRenderedPageBreak/>
+              <w:t>Owner, Owner A and Owner B)</w:t>
             </w:r>
           </w:p>
         </w:tc>
@@ -1478,6 +1917,7 @@
           </w:tcPr>
           <w:p>
             <w:r>
+              <w:lastRenderedPageBreak/>
               <w:t>Postive</w:t>
             </w:r>
           </w:p>
@@ -1650,6 +2090,9 @@
           <w:p>
             <w:r>
               <w:t>Komplex</w:t>
+            </w:r>
+            <w:r>
+              <w:t xml:space="preserve"> / Load Testing</w:t>
             </w:r>
           </w:p>
         </w:tc>
@@ -1838,7 +2281,7 @@
           </w:tcPr>
           <w:p>
             <w:r>
-              <w:t>Mehrere Visits für ein Pet</w:t>
+              <w:t>Visit ohne erforderliche Daten</w:t>
             </w:r>
           </w:p>
         </w:tc>
@@ -1848,7 +2291,7 @@
           </w:tcPr>
           <w:p>
             <w:r>
-              <w:t>Positive</w:t>
+              <w:t>Negative</w:t>
             </w:r>
           </w:p>
         </w:tc>
@@ -1895,7 +2338,7 @@
           </w:tcPr>
           <w:p>
             <w:r>
-              <w:t>Visit ohne erforderliche Daten</w:t>
+              <w:t>Visit mit Boundary-/Sonderwerten</w:t>
             </w:r>
           </w:p>
         </w:tc>
@@ -1907,6 +2350,12 @@
             <w:r>
               <w:t>Negative</w:t>
             </w:r>
+            <w:r>
+              <w:t xml:space="preserve"> / </w:t>
+            </w:r>
+            <w:r>
+              <w:t xml:space="preserve"> Security test</w:t>
+            </w:r>
           </w:p>
         </w:tc>
         <w:tc>
@@ -1915,7 +2364,7 @@
           </w:tcPr>
           <w:p>
             <w:r>
-              <w:t>Hoch</w:t>
+              <w:t>Mittel</w:t>
             </w:r>
           </w:p>
         </w:tc>
@@ -1933,7 +2382,6 @@
               <w:t>4</w:t>
             </w:r>
           </w:p>
-          <w:p/>
         </w:tc>
         <w:tc>
           <w:tcPr>
@@ -1952,9 +2400,10 @@
           </w:tcPr>
           <w:p>
             <w:r>
-              <w:t>Visit mit Boundary-/Sonderwerten</w:t>
-            </w:r>
-          </w:p>
+              <w:t>Visit mit langer Beschreibung</w:t>
+            </w:r>
+          </w:p>
+          <w:p/>
         </w:tc>
         <w:tc>
           <w:tcPr>
@@ -1962,13 +2411,7 @@
           </w:tcPr>
           <w:p>
             <w:r>
-              <w:t>Negative</w:t>
-            </w:r>
-            <w:r>
-              <w:t xml:space="preserve"> / Stress test</w:t>
-            </w:r>
-            <w:r>
-              <w:t xml:space="preserve"> / Security test</w:t>
+              <w:t>Boundary Test / Stress Test</w:t>
             </w:r>
           </w:p>
         </w:tc>
@@ -1976,11 +2419,7 @@
           <w:tcPr>
             <w:tcW w:w="1483" w:type="dxa"/>
           </w:tcPr>
-          <w:p>
-            <w:r>
-              <w:t>Mittel</w:t>
-            </w:r>
-          </w:p>
+          <w:p/>
         </w:tc>
       </w:tr>
       <w:tr>
@@ -2016,6 +2455,9 @@
           <w:p>
             <w:r>
               <w:t>Mehrere Visits mit unterschiedlichen Daten</w:t>
+            </w:r>
+            <w:r>
+              <w:t xml:space="preserve"> / Mehere Pets</w:t>
             </w:r>
           </w:p>
         </w:tc>
@@ -2078,7 +2520,10 @@
           </w:tcPr>
           <w:p>
             <w:r>
-              <w:t>TC-VET-001</w:t>
+              <w:t>TC-VET-00</w:t>
+            </w:r>
+            <w:r>
+              <w:t>1</w:t>
             </w:r>
           </w:p>
           <w:p/>
@@ -2100,65 +2545,10 @@
           </w:tcPr>
           <w:p>
             <w:r>
-              <w:lastRenderedPageBreak/>
-              <w:t>Übersicht der Tierärzte öffnen</w:t>
-            </w:r>
-          </w:p>
-        </w:tc>
-        <w:tc>
-          <w:tcPr>
-            <w:tcW w:w="2141" w:type="dxa"/>
-          </w:tcPr>
-          <w:p>
-            <w:r>
-              <w:t>Happy path</w:t>
-            </w:r>
-          </w:p>
-        </w:tc>
-        <w:tc>
-          <w:tcPr>
-            <w:tcW w:w="1483" w:type="dxa"/>
-          </w:tcPr>
-          <w:p>
-            <w:r>
-              <w:t>Hoch</w:t>
-            </w:r>
-          </w:p>
-        </w:tc>
-      </w:tr>
-      <w:tr>
-        <w:tc>
-          <w:tcPr>
-            <w:tcW w:w="1542" w:type="dxa"/>
-          </w:tcPr>
-          <w:p>
-            <w:r>
-              <w:t>TC-VET-00</w:t>
-            </w:r>
-            <w:r>
-              <w:t>2</w:t>
-            </w:r>
-          </w:p>
-          <w:p/>
-        </w:tc>
-        <w:tc>
-          <w:tcPr>
-            <w:tcW w:w="1611" w:type="dxa"/>
-          </w:tcPr>
-          <w:p>
-            <w:r>
-              <w:t xml:space="preserve">Tierärzte anzeigen </w:t>
-            </w:r>
-          </w:p>
-          <w:p/>
-        </w:tc>
-        <w:tc>
-          <w:tcPr>
-            <w:tcW w:w="2239" w:type="dxa"/>
-          </w:tcPr>
-          <w:p>
-            <w:r>
               <w:t>Übersicht bei mehreren Tierärzten und Tierärzten sind eindeutig</w:t>
+            </w:r>
+            <w:r>
+              <w:t xml:space="preserve"> und hat Specialisierung</w:t>
             </w:r>
           </w:p>
         </w:tc>
@@ -2337,6 +2727,7 @@
           </w:tcPr>
           <w:p>
             <w:r>
+              <w:lastRenderedPageBreak/>
               <w:t>TC-INT-00</w:t>
             </w:r>
             <w:r>
@@ -2398,6 +2789,414 @@
       </w:tr>
     </w:tbl>
     <w:p/>
+    <w:p/>
+    <w:p/>
+    <w:p>
+      <w:pPr>
+        <w:rPr>
+          <w:b/>
+          <w:bCs/>
+          <w:sz w:val="28"/>
+          <w:szCs w:val="28"/>
+        </w:rPr>
+      </w:pPr>
+      <w:r>
+        <w:rPr>
+          <w:b/>
+          <w:bCs/>
+          <w:sz w:val="28"/>
+          <w:szCs w:val="28"/>
+        </w:rPr>
+        <w:t>Test Config</w:t>
+      </w:r>
+    </w:p>
+    <w:p>
+      <w:pPr>
+        <w:rPr>
+          <w:sz w:val="28"/>
+          <w:szCs w:val="28"/>
+        </w:rPr>
+      </w:pPr>
+    </w:p>
+    <w:p>
+      <w:pPr>
+        <w:rPr>
+          <w:sz w:val="28"/>
+          <w:szCs w:val="28"/>
+        </w:rPr>
+      </w:pPr>
+      <w:r>
+        <w:rPr>
+          <w:sz w:val="28"/>
+          <w:szCs w:val="28"/>
+        </w:rPr>
+        <w:t>Tagging</w:t>
+      </w:r>
+    </w:p>
+    <w:p>
+      <w:pPr>
+        <w:rPr>
+          <w:sz w:val="28"/>
+          <w:szCs w:val="28"/>
+        </w:rPr>
+      </w:pPr>
+      <w:r>
+        <w:rPr>
+          <w:sz w:val="28"/>
+          <w:szCs w:val="28"/>
+        </w:rPr>
+        <w:t>Major, Medium</w:t>
+      </w:r>
+    </w:p>
+    <w:p>
+      <w:pPr>
+        <w:rPr>
+          <w:sz w:val="28"/>
+          <w:szCs w:val="28"/>
+        </w:rPr>
+      </w:pPr>
+      <w:r>
+        <w:rPr>
+          <w:sz w:val="28"/>
+          <w:szCs w:val="28"/>
+        </w:rPr>
+        <w:t xml:space="preserve">Major </w:t>
+      </w:r>
+      <w:r>
+        <w:rPr>
+          <w:sz w:val="28"/>
+          <w:szCs w:val="28"/>
+        </w:rPr>
+        <w:sym w:font="Wingdings" w:char="F0E0"/>
+      </w:r>
+      <w:r>
+        <w:rPr>
+          <w:sz w:val="28"/>
+          <w:szCs w:val="28"/>
+        </w:rPr>
+        <w:t xml:space="preserve"> Kritische Kernfunktion</w:t>
+      </w:r>
+    </w:p>
+    <w:p>
+      <w:pPr>
+        <w:rPr>
+          <w:sz w:val="28"/>
+          <w:szCs w:val="28"/>
+        </w:rPr>
+      </w:pPr>
+      <w:r>
+        <w:rPr>
+          <w:sz w:val="28"/>
+          <w:szCs w:val="28"/>
+        </w:rPr>
+        <w:t xml:space="preserve">Medium </w:t>
+      </w:r>
+      <w:r>
+        <w:rPr>
+          <w:sz w:val="28"/>
+          <w:szCs w:val="28"/>
+        </w:rPr>
+        <w:sym w:font="Wingdings" w:char="F0E0"/>
+      </w:r>
+      <w:r>
+        <w:rPr>
+          <w:sz w:val="28"/>
+          <w:szCs w:val="28"/>
+        </w:rPr>
+        <w:t xml:space="preserve"> Nicht Kritische Kernfunktion</w:t>
+      </w:r>
+    </w:p>
+    <w:p>
+      <w:pPr>
+        <w:rPr>
+          <w:sz w:val="28"/>
+          <w:szCs w:val="28"/>
+        </w:rPr>
+      </w:pPr>
+      <w:r>
+        <w:rPr>
+          <w:b/>
+          <w:bCs/>
+          <w:sz w:val="28"/>
+          <w:szCs w:val="28"/>
+        </w:rPr>
+        <w:t>--------------------------------------------------------------------------------------</w:t>
+      </w:r>
+      <w:r>
+        <w:rPr>
+          <w:sz w:val="28"/>
+          <w:szCs w:val="28"/>
+        </w:rPr>
+        <w:br/>
+        <w:t xml:space="preserve">Test groups :  </w:t>
+      </w:r>
+    </w:p>
+    <w:p>
+      <w:pPr>
+        <w:rPr>
+          <w:sz w:val="28"/>
+          <w:szCs w:val="28"/>
+        </w:rPr>
+      </w:pPr>
+    </w:p>
+    <w:p>
+      <w:pPr>
+        <w:rPr>
+          <w:i/>
+          <w:iCs/>
+          <w:sz w:val="28"/>
+          <w:szCs w:val="28"/>
+        </w:rPr>
+      </w:pPr>
+      <w:r>
+        <w:rPr>
+          <w:i/>
+          <w:iCs/>
+          <w:sz w:val="28"/>
+          <w:szCs w:val="28"/>
+        </w:rPr>
+        <w:t xml:space="preserve">Regression Test </w:t>
+      </w:r>
+      <w:r>
+        <w:rPr>
+          <w:i/>
+          <w:iCs/>
+          <w:sz w:val="28"/>
+          <w:szCs w:val="28"/>
+        </w:rPr>
+        <w:sym w:font="Wingdings" w:char="F0E0"/>
+      </w:r>
+      <w:r>
+        <w:rPr>
+          <w:i/>
+          <w:iCs/>
+          <w:sz w:val="28"/>
+          <w:szCs w:val="28"/>
+        </w:rPr>
+        <w:t xml:space="preserve"> </w:t>
+      </w:r>
+      <w:r>
+        <w:rPr>
+          <w:i/>
+          <w:iCs/>
+          <w:sz w:val="28"/>
+          <w:szCs w:val="28"/>
+        </w:rPr>
+        <w:t>FRONTEND_REGRESSION_PETCLINIC</w:t>
+      </w:r>
+    </w:p>
+    <w:p>
+      <w:pPr>
+        <w:rPr>
+          <w:i/>
+          <w:iCs/>
+          <w:sz w:val="28"/>
+          <w:szCs w:val="28"/>
+        </w:rPr>
+      </w:pPr>
+    </w:p>
+    <w:p>
+      <w:pPr>
+        <w:rPr>
+          <w:i/>
+          <w:iCs/>
+          <w:sz w:val="28"/>
+          <w:szCs w:val="28"/>
+        </w:rPr>
+      </w:pPr>
+      <w:r>
+        <w:rPr>
+          <w:i/>
+          <w:iCs/>
+          <w:sz w:val="28"/>
+          <w:szCs w:val="28"/>
+        </w:rPr>
+        <w:t xml:space="preserve">Smoke Test </w:t>
+      </w:r>
+      <w:r>
+        <w:rPr>
+          <w:i/>
+          <w:iCs/>
+          <w:sz w:val="28"/>
+          <w:szCs w:val="28"/>
+        </w:rPr>
+        <w:sym w:font="Wingdings" w:char="F0E0"/>
+      </w:r>
+      <w:r>
+        <w:rPr>
+          <w:i/>
+          <w:iCs/>
+          <w:sz w:val="28"/>
+          <w:szCs w:val="28"/>
+        </w:rPr>
+        <w:t xml:space="preserve"> </w:t>
+      </w:r>
+      <w:r>
+        <w:rPr>
+          <w:i/>
+          <w:iCs/>
+          <w:sz w:val="28"/>
+          <w:szCs w:val="28"/>
+        </w:rPr>
+        <w:t>FRONTEND_SMOKE_PETCLINIC</w:t>
+      </w:r>
+    </w:p>
+    <w:p>
+      <w:pPr>
+        <w:rPr>
+          <w:sz w:val="28"/>
+          <w:szCs w:val="28"/>
+        </w:rPr>
+      </w:pPr>
+      <w:r>
+        <w:rPr>
+          <w:b/>
+          <w:bCs/>
+          <w:sz w:val="28"/>
+          <w:szCs w:val="28"/>
+        </w:rPr>
+        <w:t>--------------------------------------------------------------------------------------</w:t>
+      </w:r>
+    </w:p>
+    <w:p>
+      <w:pPr>
+        <w:rPr>
+          <w:sz w:val="28"/>
+          <w:szCs w:val="28"/>
+        </w:rPr>
+      </w:pPr>
+      <w:r>
+        <w:rPr>
+          <w:sz w:val="28"/>
+          <w:szCs w:val="28"/>
+        </w:rPr>
+        <w:t>Tesgroup and Tagging mapping</w:t>
+      </w:r>
+    </w:p>
+    <w:p>
+      <w:pPr>
+        <w:rPr>
+          <w:sz w:val="28"/>
+          <w:szCs w:val="28"/>
+        </w:rPr>
+      </w:pPr>
+    </w:p>
+    <w:p>
+      <w:r>
+        <w:rPr>
+          <w:sz w:val="28"/>
+          <w:szCs w:val="28"/>
+        </w:rPr>
+        <w:t>Smoke Tests --&gt; Major</w:t>
+      </w:r>
+      <w:r>
+        <w:rPr>
+          <w:sz w:val="28"/>
+          <w:szCs w:val="28"/>
+        </w:rPr>
+        <w:br/>
+        <w:t>Regression Tests --&gt; Major + Medium</w:t>
+      </w:r>
+      <w:r>
+        <w:rPr>
+          <w:b/>
+          <w:bCs/>
+          <w:sz w:val="28"/>
+          <w:szCs w:val="28"/>
+        </w:rPr>
+        <w:br/>
+        <w:t>--------------------------------------------------------------------------------------</w:t>
+      </w:r>
+      <w:r>
+        <w:rPr>
+          <w:b/>
+          <w:bCs/>
+          <w:sz w:val="28"/>
+          <w:szCs w:val="28"/>
+        </w:rPr>
+        <w:br/>
+        <w:t>CI / CD Pipeline</w:t>
+      </w:r>
+      <w:r>
+        <w:rPr>
+          <w:b/>
+          <w:bCs/>
+          <w:sz w:val="28"/>
+          <w:szCs w:val="28"/>
+        </w:rPr>
+        <w:br/>
+      </w:r>
+      <w:r>
+        <w:rPr>
+          <w:b/>
+          <w:bCs/>
+          <w:sz w:val="28"/>
+          <w:szCs w:val="28"/>
+        </w:rPr>
+        <w:br/>
+      </w:r>
+      <w:r>
+        <w:rPr>
+          <w:sz w:val="28"/>
+          <w:szCs w:val="28"/>
+        </w:rPr>
+        <w:t>Major --&gt; Smoke Test --&gt; Executed --&gt; Every Deployment --&gt; Dev Env / Stage Env</w:t>
+      </w:r>
+      <w:r>
+        <w:rPr>
+          <w:sz w:val="28"/>
+          <w:szCs w:val="28"/>
+        </w:rPr>
+        <w:br/>
+      </w:r>
+      <w:r>
+        <w:rPr>
+          <w:sz w:val="28"/>
+          <w:szCs w:val="28"/>
+        </w:rPr>
+        <w:br/>
+        <w:t>Medium --&gt; Regression Test --&gt; Executed --&gt; Every Night --&gt; Stage Env</w:t>
+      </w:r>
+      <w:r>
+        <w:rPr>
+          <w:sz w:val="28"/>
+          <w:szCs w:val="28"/>
+        </w:rPr>
+        <w:br/>
+      </w:r>
+      <w:r>
+        <w:rPr>
+          <w:sz w:val="28"/>
+          <w:szCs w:val="28"/>
+        </w:rPr>
+        <w:br/>
+        <w:t>Major + Medium --&gt; Regression Test --&gt; Executed --&gt; Every Night --&gt; Stage Env</w:t>
+      </w:r>
+      <w:r>
+        <w:rPr>
+          <w:sz w:val="28"/>
+          <w:szCs w:val="28"/>
+        </w:rPr>
+        <w:br/>
+      </w:r>
+      <w:r>
+        <w:rPr>
+          <w:sz w:val="28"/>
+          <w:szCs w:val="28"/>
+        </w:rPr>
+        <w:br/>
+        <w:t>Major + Medium --&gt; Release Test --&gt; Executed --&gt; Every Release --&gt; Stage Env/ Preprod Env</w:t>
+      </w:r>
+      <w:r>
+        <w:rPr>
+          <w:b/>
+          <w:bCs/>
+          <w:sz w:val="28"/>
+          <w:szCs w:val="28"/>
+        </w:rPr>
+        <w:br/>
+      </w:r>
+    </w:p>
     <w:sectPr>
       <w:headerReference w:type="default" r:id="rId6"/>
       <w:pgSz w:w="11906" w:h="16838"/>
@@ -3114,7 +3913,6 @@
   <w:style w:type="character" w:default="1" w:styleId="DefaultParagraphFont">
     <w:name w:val="Default Paragraph Font"/>
     <w:uiPriority w:val="1"/>
-    <w:semiHidden/>
     <w:unhideWhenUsed/>
   </w:style>
   <w:style w:type="table" w:default="1" w:styleId="TableNormal">

--- a/src/test/resources/manual-tests/Manual-Test-Table.docx
+++ b/src/test/resources/manual-tests/Manual-Test-Table.docx
@@ -2791,135 +2791,207 @@
     <w:p/>
     <w:p/>
     <w:p/>
+    <w:p/>
     <w:p>
       <w:pPr>
         <w:rPr>
           <w:b/>
           <w:bCs/>
-          <w:sz w:val="28"/>
-          <w:szCs w:val="28"/>
+          <w:sz w:val="40"/>
+          <w:szCs w:val="40"/>
         </w:rPr>
       </w:pPr>
       <w:r>
         <w:rPr>
           <w:b/>
           <w:bCs/>
-          <w:sz w:val="28"/>
-          <w:szCs w:val="28"/>
-        </w:rPr>
-        <w:t>Test Config</w:t>
-      </w:r>
-    </w:p>
-    <w:p>
-      <w:pPr>
-        <w:rPr>
-          <w:sz w:val="28"/>
-          <w:szCs w:val="28"/>
-        </w:rPr>
-      </w:pPr>
-    </w:p>
-    <w:p>
-      <w:pPr>
-        <w:rPr>
-          <w:sz w:val="28"/>
-          <w:szCs w:val="28"/>
-        </w:rPr>
-      </w:pPr>
-      <w:r>
-        <w:rPr>
-          <w:sz w:val="28"/>
-          <w:szCs w:val="28"/>
-        </w:rPr>
-        <w:t>Tagging</w:t>
-      </w:r>
-    </w:p>
-    <w:p>
-      <w:pPr>
-        <w:rPr>
-          <w:sz w:val="28"/>
-          <w:szCs w:val="28"/>
-        </w:rPr>
-      </w:pPr>
-      <w:r>
-        <w:rPr>
-          <w:sz w:val="28"/>
-          <w:szCs w:val="28"/>
-        </w:rPr>
-        <w:t>Major, Medium</w:t>
-      </w:r>
-    </w:p>
-    <w:p>
-      <w:pPr>
-        <w:rPr>
-          <w:sz w:val="28"/>
-          <w:szCs w:val="28"/>
-        </w:rPr>
-      </w:pPr>
-      <w:r>
-        <w:rPr>
-          <w:sz w:val="28"/>
-          <w:szCs w:val="28"/>
-        </w:rPr>
-        <w:t xml:space="preserve">Major </w:t>
-      </w:r>
-      <w:r>
-        <w:rPr>
-          <w:sz w:val="28"/>
-          <w:szCs w:val="28"/>
-        </w:rPr>
-        <w:sym w:font="Wingdings" w:char="F0E0"/>
-      </w:r>
-      <w:r>
-        <w:rPr>
-          <w:sz w:val="28"/>
-          <w:szCs w:val="28"/>
-        </w:rPr>
-        <w:t xml:space="preserve"> Kritische Kernfunktion</w:t>
-      </w:r>
-    </w:p>
-    <w:p>
-      <w:pPr>
-        <w:rPr>
-          <w:sz w:val="28"/>
-          <w:szCs w:val="28"/>
-        </w:rPr>
-      </w:pPr>
-      <w:r>
-        <w:rPr>
-          <w:sz w:val="28"/>
-          <w:szCs w:val="28"/>
-        </w:rPr>
-        <w:t xml:space="preserve">Medium </w:t>
-      </w:r>
-      <w:r>
-        <w:rPr>
-          <w:sz w:val="28"/>
-          <w:szCs w:val="28"/>
-        </w:rPr>
-        <w:sym w:font="Wingdings" w:char="F0E0"/>
-      </w:r>
-      <w:r>
-        <w:rPr>
-          <w:sz w:val="28"/>
-          <w:szCs w:val="28"/>
-        </w:rPr>
-        <w:t xml:space="preserve"> Nicht Kritische Kernfunktion</w:t>
-      </w:r>
-    </w:p>
-    <w:p>
-      <w:pPr>
-        <w:rPr>
-          <w:sz w:val="28"/>
-          <w:szCs w:val="28"/>
-        </w:rPr>
-      </w:pPr>
-      <w:r>
+          <w:sz w:val="40"/>
+          <w:szCs w:val="40"/>
+        </w:rPr>
+        <w:t xml:space="preserve">Tesautomatisierung </w:t>
+      </w:r>
+    </w:p>
+    <w:p/>
+    <w:p>
+      <w:pPr>
         <w:rPr>
           <w:b/>
           <w:bCs/>
           <w:sz w:val="28"/>
           <w:szCs w:val="28"/>
         </w:rPr>
+      </w:pPr>
+      <w:r>
+        <w:rPr>
+          <w:b/>
+          <w:bCs/>
+          <w:sz w:val="28"/>
+          <w:szCs w:val="28"/>
+        </w:rPr>
+        <w:t>Test Config</w:t>
+      </w:r>
+    </w:p>
+    <w:p>
+      <w:pPr>
+        <w:rPr>
+          <w:sz w:val="28"/>
+          <w:szCs w:val="28"/>
+        </w:rPr>
+      </w:pPr>
+    </w:p>
+    <w:p>
+      <w:pPr>
+        <w:rPr>
+          <w:sz w:val="28"/>
+          <w:szCs w:val="28"/>
+        </w:rPr>
+      </w:pPr>
+      <w:r>
+        <w:rPr>
+          <w:sz w:val="28"/>
+          <w:szCs w:val="28"/>
+        </w:rPr>
+        <w:t>Tagging</w:t>
+      </w:r>
+    </w:p>
+    <w:p>
+      <w:pPr>
+        <w:rPr>
+          <w:sz w:val="28"/>
+          <w:szCs w:val="28"/>
+        </w:rPr>
+      </w:pPr>
+      <w:r>
+        <w:rPr>
+          <w:sz w:val="28"/>
+          <w:szCs w:val="28"/>
+        </w:rPr>
+        <w:t>m</w:t>
+      </w:r>
+      <w:r>
+        <w:rPr>
+          <w:sz w:val="28"/>
+          <w:szCs w:val="28"/>
+        </w:rPr>
+        <w:t xml:space="preserve">ajor, </w:t>
+      </w:r>
+      <w:r>
+        <w:rPr>
+          <w:sz w:val="28"/>
+          <w:szCs w:val="28"/>
+        </w:rPr>
+        <w:t>m</w:t>
+      </w:r>
+      <w:r>
+        <w:rPr>
+          <w:sz w:val="28"/>
+          <w:szCs w:val="28"/>
+        </w:rPr>
+        <w:t>edium</w:t>
+      </w:r>
+    </w:p>
+    <w:p>
+      <w:pPr>
+        <w:rPr>
+          <w:sz w:val="28"/>
+          <w:szCs w:val="28"/>
+        </w:rPr>
+      </w:pPr>
+    </w:p>
+    <w:p>
+      <w:pPr>
+        <w:rPr>
+          <w:sz w:val="28"/>
+          <w:szCs w:val="28"/>
+        </w:rPr>
+      </w:pPr>
+    </w:p>
+    <w:p>
+      <w:pPr>
+        <w:rPr>
+          <w:sz w:val="28"/>
+          <w:szCs w:val="28"/>
+        </w:rPr>
+      </w:pPr>
+      <w:r>
+        <w:rPr>
+          <w:sz w:val="28"/>
+          <w:szCs w:val="28"/>
+        </w:rPr>
+        <w:t>m</w:t>
+      </w:r>
+      <w:r>
+        <w:rPr>
+          <w:sz w:val="28"/>
+          <w:szCs w:val="28"/>
+        </w:rPr>
+        <w:t xml:space="preserve">ajor </w:t>
+      </w:r>
+      <w:r>
+        <w:rPr>
+          <w:sz w:val="28"/>
+          <w:szCs w:val="28"/>
+        </w:rPr>
+        <w:sym w:font="Wingdings" w:char="F0E0"/>
+      </w:r>
+      <w:r>
+        <w:rPr>
+          <w:sz w:val="28"/>
+          <w:szCs w:val="28"/>
+        </w:rPr>
+        <w:t xml:space="preserve"> Kritische Kernfunktion</w:t>
+      </w:r>
+    </w:p>
+    <w:p>
+      <w:pPr>
+        <w:rPr>
+          <w:sz w:val="28"/>
+          <w:szCs w:val="28"/>
+        </w:rPr>
+      </w:pPr>
+      <w:r>
+        <w:rPr>
+          <w:sz w:val="28"/>
+          <w:szCs w:val="28"/>
+        </w:rPr>
+        <w:t>m</w:t>
+      </w:r>
+      <w:r>
+        <w:rPr>
+          <w:sz w:val="28"/>
+          <w:szCs w:val="28"/>
+        </w:rPr>
+        <w:t xml:space="preserve">edium </w:t>
+      </w:r>
+      <w:r>
+        <w:rPr>
+          <w:sz w:val="28"/>
+          <w:szCs w:val="28"/>
+        </w:rPr>
+        <w:sym w:font="Wingdings" w:char="F0E0"/>
+      </w:r>
+      <w:r>
+        <w:rPr>
+          <w:sz w:val="28"/>
+          <w:szCs w:val="28"/>
+        </w:rPr>
+        <w:t xml:space="preserve"> Nicht Kritische Kernfunktion</w:t>
+      </w:r>
+    </w:p>
+    <w:p>
+      <w:pPr>
+        <w:rPr>
+          <w:sz w:val="28"/>
+          <w:szCs w:val="28"/>
+        </w:rPr>
+      </w:pPr>
+      <w:r>
+        <w:rPr>
+          <w:b/>
+          <w:bCs/>
+          <w:sz w:val="28"/>
+          <w:szCs w:val="28"/>
+        </w:rPr>
         <w:t>--------------------------------------------------------------------------------------</w:t>
       </w:r>
       <w:r>
@@ -3087,7 +3159,21 @@
           <w:sz w:val="28"/>
           <w:szCs w:val="28"/>
         </w:rPr>
-        <w:t>Smoke Tests --&gt; Major</w:t>
+        <w:t xml:space="preserve">Smoke Tests --&gt; </w:t>
+      </w:r>
+      <w:r>
+        <w:rPr>
+          <w:sz w:val="28"/>
+          <w:szCs w:val="28"/>
+        </w:rPr>
+        <w:t>m</w:t>
+      </w:r>
+      <w:r>
+        <w:rPr>
+          <w:sz w:val="28"/>
+          <w:szCs w:val="28"/>
+        </w:rPr>
+        <w:t>ajor</w:t>
       </w:r>
       <w:r>
         <w:rPr>
@@ -3095,7 +3181,35 @@
           <w:szCs w:val="28"/>
         </w:rPr>
         <w:br/>
-        <w:t>Regression Tests --&gt; Major + Medium</w:t>
+        <w:t xml:space="preserve">Regression Tests --&gt; </w:t>
+      </w:r>
+      <w:r>
+        <w:rPr>
+          <w:sz w:val="28"/>
+          <w:szCs w:val="28"/>
+        </w:rPr>
+        <w:t>m</w:t>
+      </w:r>
+      <w:r>
+        <w:rPr>
+          <w:sz w:val="28"/>
+          <w:szCs w:val="28"/>
+        </w:rPr>
+        <w:t xml:space="preserve">ajor + </w:t>
+      </w:r>
+      <w:r>
+        <w:rPr>
+          <w:sz w:val="28"/>
+          <w:szCs w:val="28"/>
+        </w:rPr>
+        <w:t>m</w:t>
+      </w:r>
+      <w:r>
+        <w:rPr>
+          <w:sz w:val="28"/>
+          <w:szCs w:val="28"/>
+        </w:rPr>
+        <w:t>edium</w:t>
       </w:r>
       <w:r>
         <w:rPr>
@@ -3140,7 +3254,14 @@
           <w:sz w:val="28"/>
           <w:szCs w:val="28"/>
         </w:rPr>
-        <w:t>Major --&gt; Smoke Test --&gt; Executed --&gt; Every Deployment --&gt; Dev Env / Stage Env</w:t>
+        <w:t>m</w:t>
+      </w:r>
+      <w:r>
+        <w:rPr>
+          <w:sz w:val="28"/>
+          <w:szCs w:val="28"/>
+        </w:rPr>
+        <w:t>ajor --&gt; Smoke Test --&gt; Executed --&gt; Every Deployment --&gt; Dev Env / Stage Env</w:t>
       </w:r>
       <w:r>
         <w:rPr>
@@ -3155,7 +3276,20 @@
           <w:szCs w:val="28"/>
         </w:rPr>
         <w:br/>
-        <w:t>Medium --&gt; Regression Test --&gt; Executed --&gt; Every Night --&gt; Stage Env</w:t>
+      </w:r>
+      <w:r>
+        <w:rPr>
+          <w:sz w:val="28"/>
+          <w:szCs w:val="28"/>
+        </w:rPr>
+        <w:t>m</w:t>
+      </w:r>
+      <w:r>
+        <w:rPr>
+          <w:sz w:val="28"/>
+          <w:szCs w:val="28"/>
+        </w:rPr>
+        <w:t>edium --&gt; Regression Test --&gt; Executed --&gt; Every Night --&gt; Stage Env</w:t>
       </w:r>
       <w:r>
         <w:rPr>
@@ -3169,8 +3303,36 @@
           <w:sz w:val="28"/>
           <w:szCs w:val="28"/>
         </w:rPr>
+        <w:lastRenderedPageBreak/>
         <w:br/>
-        <w:t>Major + Medium --&gt; Regression Test --&gt; Executed --&gt; Every Night --&gt; Stage Env</w:t>
+      </w:r>
+      <w:r>
+        <w:rPr>
+          <w:sz w:val="28"/>
+          <w:szCs w:val="28"/>
+        </w:rPr>
+        <w:t>m</w:t>
+      </w:r>
+      <w:r>
+        <w:rPr>
+          <w:sz w:val="28"/>
+          <w:szCs w:val="28"/>
+        </w:rPr>
+        <w:t xml:space="preserve">ajor + </w:t>
+      </w:r>
+      <w:r>
+        <w:rPr>
+          <w:sz w:val="28"/>
+          <w:szCs w:val="28"/>
+        </w:rPr>
+        <w:t>m</w:t>
+      </w:r>
+      <w:r>
+        <w:rPr>
+          <w:sz w:val="28"/>
+          <w:szCs w:val="28"/>
+        </w:rPr>
+        <w:t>edium --&gt; Regression Test --&gt; Executed --&gt; Every Night --&gt; Stage Env</w:t>
       </w:r>
       <w:r>
         <w:rPr>
@@ -3185,7 +3347,34 @@
           <w:szCs w:val="28"/>
         </w:rPr>
         <w:br/>
-        <w:t>Major + Medium --&gt; Release Test --&gt; Executed --&gt; Every Release --&gt; Stage Env/ Preprod Env</w:t>
+      </w:r>
+      <w:r>
+        <w:rPr>
+          <w:sz w:val="28"/>
+          <w:szCs w:val="28"/>
+        </w:rPr>
+        <w:t>m</w:t>
+      </w:r>
+      <w:r>
+        <w:rPr>
+          <w:sz w:val="28"/>
+          <w:szCs w:val="28"/>
+        </w:rPr>
+        <w:t xml:space="preserve">ajor + </w:t>
+      </w:r>
+      <w:r>
+        <w:rPr>
+          <w:sz w:val="28"/>
+          <w:szCs w:val="28"/>
+        </w:rPr>
+        <w:t>m</w:t>
+      </w:r>
+      <w:r>
+        <w:rPr>
+          <w:sz w:val="28"/>
+          <w:szCs w:val="28"/>
+        </w:rPr>
+        <w:t>edium --&gt; Release Test --&gt; Executed --&gt; Every Release --&gt; Stage Env/ Preprod Env</w:t>
       </w:r>
       <w:r>
         <w:rPr>
